--- a/Analiza biznesowa_dokumentacja.docx
+++ b/Analiza biznesowa_dokumentacja.docx
@@ -12,6 +12,7 @@
       </w:r>
     </w:p>
     <w:p/>
+    <w:p/>
     <w:p>
       <w:pPr>
         <w:rPr>
@@ -70,13 +71,8 @@
         <w:t>Prowadzący</w:t>
       </w:r>
       <w:r>
-        <w:t xml:space="preserve">: Piotr </w:t>
-      </w:r>
-      <w:proofErr w:type="spellStart"/>
-      <w:r>
-        <w:t>Hońko</w:t>
-      </w:r>
-      <w:proofErr w:type="spellEnd"/>
+        <w:t>: Piotr Hońko</w:t>
+      </w:r>
     </w:p>
     <w:p>
       <w:r>
@@ -110,17 +106,27 @@
     <w:p/>
     <w:p/>
     <w:p>
-      <w:r>
-        <w:rPr>
-          <w:b/>
-          <w:bCs/>
-        </w:rPr>
-        <w:lastRenderedPageBreak/>
+      <w:pPr>
+        <w:jc w:val="center"/>
+        <w:rPr>
+          <w:b/>
+          <w:bCs/>
+        </w:rPr>
+      </w:pPr>
+      <w:r>
+        <w:rPr>
+          <w:b/>
+          <w:bCs/>
+        </w:rPr>
         <w:t>Zakres merytoryczny projektu</w:t>
       </w:r>
-      <w:r>
-        <w:t xml:space="preserve">: </w:t>
-      </w:r>
+    </w:p>
+    <w:p>
+      <w:pPr>
+        <w:jc w:val="center"/>
+      </w:pPr>
+    </w:p>
+    <w:p>
       <w:r>
         <w:t>Właściciel</w:t>
       </w:r>
@@ -134,6 +140,13 @@
     </w:p>
     <w:p/>
     <w:p>
+      <w:pPr>
+        <w:jc w:val="center"/>
+        <w:rPr>
+          <w:b/>
+          <w:bCs/>
+        </w:rPr>
+      </w:pPr>
       <w:r>
         <w:rPr>
           <w:b/>
@@ -141,92 +154,736 @@
         </w:rPr>
         <w:t>Elementy słownikowe</w:t>
       </w:r>
-      <w:r>
-        <w:t>:</w:t>
-      </w:r>
-    </w:p>
-    <w:p>
-      <w:pPr>
-        <w:pStyle w:val="Akapitzlist"/>
+    </w:p>
+    <w:p>
+      <w:pPr>
+        <w:jc w:val="center"/>
+        <w:rPr>
+          <w:b/>
+          <w:bCs/>
+        </w:rPr>
+      </w:pPr>
+    </w:p>
+    <w:p>
+      <w:pPr>
         <w:numPr>
           <w:ilvl w:val="0"/>
-          <w:numId w:val="1"/>
+          <w:numId w:val="2"/>
         </w:numPr>
       </w:pPr>
       <w:r>
-        <w:t>Modele aut w firmie</w:t>
-      </w:r>
-    </w:p>
-    <w:p>
-      <w:pPr>
-        <w:pStyle w:val="Akapitzlist"/>
+        <w:rPr>
+          <w:b/>
+          <w:bCs/>
+        </w:rPr>
+        <w:t>Pojazd:</w:t>
+      </w:r>
+      <w:r>
+        <w:t xml:space="preserve"> Podstawowa jednostka floty podlegająca wynajmowi.</w:t>
+      </w:r>
+    </w:p>
+    <w:p>
+      <w:pPr>
         <w:numPr>
           <w:ilvl w:val="0"/>
-          <w:numId w:val="1"/>
+          <w:numId w:val="2"/>
         </w:numPr>
       </w:pPr>
       <w:r>
-        <w:t>Użytkownicy w bazie</w:t>
+        <w:rPr>
+          <w:b/>
+          <w:bCs/>
+        </w:rPr>
+        <w:t>Wypożyczenie:</w:t>
+      </w:r>
+      <w:r>
+        <w:t xml:space="preserve"> Proces przypisania pojazdu do klienta w określonym czasie.</w:t>
+      </w:r>
+    </w:p>
+    <w:p>
+      <w:pPr>
+        <w:numPr>
+          <w:ilvl w:val="0"/>
+          <w:numId w:val="2"/>
+        </w:numPr>
+      </w:pPr>
+      <w:r>
+        <w:rPr>
+          <w:b/>
+          <w:bCs/>
+        </w:rPr>
+        <w:t>Księgowy:</w:t>
+      </w:r>
+      <w:r>
+        <w:t xml:space="preserve"> Użytkownik systemu odpowiedzialny za rozliczenia i raporty.</w:t>
       </w:r>
     </w:p>
     <w:p/>
     <w:p>
-      <w:r>
-        <w:rPr>
-          <w:b/>
-          <w:bCs/>
-        </w:rPr>
-        <w:t>Historia i jej przechowywanie</w:t>
+      <w:pPr>
+        <w:rPr>
+          <w:b/>
+          <w:bCs/>
+        </w:rPr>
+      </w:pPr>
+    </w:p>
+    <w:p>
+      <w:pPr>
+        <w:jc w:val="center"/>
+        <w:rPr>
+          <w:b/>
+          <w:bCs/>
+        </w:rPr>
+      </w:pPr>
+      <w:r>
+        <w:rPr>
+          <w:b/>
+          <w:bCs/>
+        </w:rPr>
+        <w:t>Specyfikacja wymagań funkcjonalnych</w:t>
+      </w:r>
+    </w:p>
+    <w:p>
+      <w:pPr>
+        <w:numPr>
+          <w:ilvl w:val="0"/>
+          <w:numId w:val="3"/>
+        </w:numPr>
+      </w:pPr>
+      <w:r>
+        <w:t>System musi umożliwiać rejestrację nowych klientów oraz edycję ich danych.</w:t>
+      </w:r>
+    </w:p>
+    <w:p>
+      <w:pPr>
+        <w:numPr>
+          <w:ilvl w:val="0"/>
+          <w:numId w:val="3"/>
+        </w:numPr>
+      </w:pPr>
+      <w:r>
+        <w:t xml:space="preserve"> System musi pozwalać na dodawanie, usuwanie i modyfikowanie danych o pojazdach w bazie.</w:t>
+      </w:r>
+    </w:p>
+    <w:p>
+      <w:pPr>
+        <w:numPr>
+          <w:ilvl w:val="0"/>
+          <w:numId w:val="3"/>
+        </w:numPr>
+      </w:pPr>
+      <w:r>
+        <w:t>System musi umożliwiać rezerwację pojazdu oraz zmianę statusu rezerwacji na aktywne wypożyczenie.</w:t>
+      </w:r>
+    </w:p>
+    <w:p>
+      <w:pPr>
+        <w:numPr>
+          <w:ilvl w:val="0"/>
+          <w:numId w:val="3"/>
+        </w:numPr>
+      </w:pPr>
+      <w:r>
+        <w:t>System musi automatycznie wyliczać koszt wynajmu na podstawie cennika.</w:t>
+      </w:r>
+    </w:p>
+    <w:p>
+      <w:pPr>
+        <w:numPr>
+          <w:ilvl w:val="0"/>
+          <w:numId w:val="3"/>
+        </w:numPr>
+      </w:pPr>
+      <w:r>
+        <w:t xml:space="preserve">System musi generować raporty finansowe dla działu księgowości. </w:t>
+      </w:r>
+    </w:p>
+    <w:p>
+      <w:r>
+        <w:rPr>
+          <w:noProof/>
+        </w:rPr>
+        <w:lastRenderedPageBreak/>
+        <w:drawing>
+          <wp:inline distT="0" distB="0" distL="0" distR="0" wp14:anchorId="3C1A4D41" wp14:editId="581290D3">
+            <wp:extent cx="5706271" cy="6001588"/>
+            <wp:effectExtent l="0" t="0" r="8890" b="0"/>
+            <wp:docPr id="17836466" name="Obraz 1"/>
+            <wp:cNvGraphicFramePr>
+              <a:graphicFrameLocks xmlns:a="http://schemas.openxmlformats.org/drawingml/2006/main" noChangeAspect="1"/>
+            </wp:cNvGraphicFramePr>
+            <a:graphic xmlns:a="http://schemas.openxmlformats.org/drawingml/2006/main">
+              <a:graphicData uri="http://schemas.openxmlformats.org/drawingml/2006/picture">
+                <pic:pic xmlns:pic="http://schemas.openxmlformats.org/drawingml/2006/picture">
+                  <pic:nvPicPr>
+                    <pic:cNvPr id="17836466" name=""/>
+                    <pic:cNvPicPr/>
+                  </pic:nvPicPr>
+                  <pic:blipFill>
+                    <a:blip r:embed="rId5"/>
+                    <a:stretch>
+                      <a:fillRect/>
+                    </a:stretch>
+                  </pic:blipFill>
+                  <pic:spPr>
+                    <a:xfrm>
+                      <a:off x="0" y="0"/>
+                      <a:ext cx="5706271" cy="6001588"/>
+                    </a:xfrm>
+                    <a:prstGeom prst="rect">
+                      <a:avLst/>
+                    </a:prstGeom>
+                  </pic:spPr>
+                </pic:pic>
+              </a:graphicData>
+            </a:graphic>
+          </wp:inline>
+        </w:drawing>
+      </w:r>
+    </w:p>
+    <w:p>
+      <w:pPr>
+        <w:jc w:val="center"/>
+        <w:rPr>
+          <w:i/>
+          <w:iCs/>
+          <w:sz w:val="18"/>
+          <w:szCs w:val="18"/>
+        </w:rPr>
+      </w:pPr>
+      <w:r>
+        <w:rPr>
+          <w:i/>
+          <w:iCs/>
+          <w:sz w:val="18"/>
+          <w:szCs w:val="18"/>
+        </w:rPr>
+        <w:t>Rys.1 Wstępny diagram przypadków użycia</w:t>
+      </w:r>
+    </w:p>
+    <w:p/>
+    <w:p>
+      <w:pPr>
+        <w:jc w:val="center"/>
+        <w:rPr>
+          <w:b/>
+          <w:bCs/>
+        </w:rPr>
+      </w:pPr>
+      <w:r>
+        <w:rPr>
+          <w:b/>
+          <w:bCs/>
+        </w:rPr>
+        <w:t>Specyfikacja wymagań niefunkcjonalnych</w:t>
+      </w:r>
+    </w:p>
+    <w:p>
+      <w:pPr>
+        <w:numPr>
+          <w:ilvl w:val="0"/>
+          <w:numId w:val="4"/>
+        </w:numPr>
+      </w:pPr>
+      <w:r>
+        <w:t>Czas odpowiedzi systemu na zapytanie o dostępność pojazdu nie może przekraczać 2 sekund.</w:t>
+      </w:r>
+    </w:p>
+    <w:p>
+      <w:pPr>
+        <w:numPr>
+          <w:ilvl w:val="0"/>
+          <w:numId w:val="4"/>
+        </w:numPr>
+      </w:pPr>
+      <w:r>
+        <w:t>Dostęp do danych finansowych mogą mieć wyłącznie użytkownicy z rolą "Księgowy" lub "Administrator".</w:t>
+      </w:r>
+    </w:p>
+    <w:p>
+      <w:pPr>
+        <w:numPr>
+          <w:ilvl w:val="0"/>
+          <w:numId w:val="4"/>
+        </w:numPr>
+      </w:pPr>
+      <w:r>
+        <w:t xml:space="preserve">Każda zmiana statusu pojazdu musi być odnotowana w historii zmian. </w:t>
+      </w:r>
+    </w:p>
+    <w:p>
+      <w:pPr>
+        <w:numPr>
+          <w:ilvl w:val="0"/>
+          <w:numId w:val="4"/>
+        </w:numPr>
+      </w:pPr>
+      <w:r>
+        <w:t>Baza danych powinna być dostępna w trybie 24/7 z przewidzianym oknem serwisowym raz w tygodniu.</w:t>
+      </w:r>
+    </w:p>
+    <w:p/>
+    <w:p>
+      <w:pPr>
+        <w:jc w:val="center"/>
+        <w:rPr>
+          <w:b/>
+          <w:bCs/>
+        </w:rPr>
+      </w:pPr>
+      <w:r>
+        <w:rPr>
+          <w:b/>
+          <w:bCs/>
+        </w:rPr>
+        <w:t>Wymagania sprzętowe i systemowe</w:t>
+      </w:r>
+    </w:p>
+    <w:p>
+      <w:pPr>
+        <w:jc w:val="center"/>
+        <w:rPr>
+          <w:b/>
+          <w:bCs/>
+        </w:rPr>
+      </w:pPr>
+    </w:p>
+    <w:p>
+      <w:pPr>
+        <w:numPr>
+          <w:ilvl w:val="0"/>
+          <w:numId w:val="5"/>
+        </w:numPr>
+      </w:pPr>
+      <w:r>
+        <w:rPr>
+          <w:b/>
+          <w:bCs/>
+        </w:rPr>
+        <w:t>System Zarządzania Bazą Danych (SZBD):</w:t>
+      </w:r>
+      <w:r>
+        <w:t xml:space="preserve"> </w:t>
+      </w:r>
+      <w:r>
+        <w:t>PL-SQL</w:t>
+      </w:r>
+    </w:p>
+    <w:p>
+      <w:pPr>
+        <w:numPr>
+          <w:ilvl w:val="0"/>
+          <w:numId w:val="5"/>
+        </w:numPr>
+      </w:pPr>
+      <w:r>
+        <w:rPr>
+          <w:b/>
+          <w:bCs/>
+        </w:rPr>
+        <w:t>Przestrzeń dyskowa:</w:t>
+      </w:r>
+      <w:r>
+        <w:t xml:space="preserve"> Początkowo 500 MB z możliwością skalowania wraz z przyrostem danych. </w:t>
+      </w:r>
+    </w:p>
+    <w:p>
+      <w:pPr>
+        <w:rPr>
+          <w:b/>
+          <w:bCs/>
+        </w:rPr>
+      </w:pPr>
+    </w:p>
+    <w:p>
+      <w:pPr>
+        <w:jc w:val="center"/>
+        <w:rPr>
+          <w:b/>
+          <w:bCs/>
+        </w:rPr>
+      </w:pPr>
+      <w:r>
+        <w:rPr>
+          <w:b/>
+          <w:bCs/>
+        </w:rPr>
+        <w:t>Proces projektowania relacyjnej bazy danych</w:t>
+      </w:r>
+    </w:p>
+    <w:p/>
+    <w:p>
+      <w:r>
+        <w:t>Normalizacja i Integralność</w:t>
       </w:r>
       <w:r>
         <w:t>:</w:t>
       </w:r>
     </w:p>
     <w:p>
-      <w:r>
-        <w:t>Sesja zapisuje dane co 10min. Zapisujemy w sesji zalogowanych użytkowników oraz aktualną listę zleceń.</w:t>
+      <w:pPr>
+        <w:numPr>
+          <w:ilvl w:val="0"/>
+          <w:numId w:val="6"/>
+        </w:numPr>
+      </w:pPr>
+      <w:r>
+        <w:t xml:space="preserve">Wszystkie tabele zostaną sprowadzone do </w:t>
+      </w:r>
+      <w:r>
+        <w:rPr>
+          <w:b/>
+          <w:bCs/>
+        </w:rPr>
+        <w:t>Trzeciej Postaci Normalnej (3NF)</w:t>
+      </w:r>
+      <w:r>
+        <w:t xml:space="preserve"> w celu wyeliminowania redundancji.</w:t>
+      </w:r>
+    </w:p>
+    <w:p>
+      <w:pPr>
+        <w:numPr>
+          <w:ilvl w:val="0"/>
+          <w:numId w:val="6"/>
+        </w:numPr>
+      </w:pPr>
+      <w:r>
+        <w:t xml:space="preserve">Wprowadzone zostaną zasady wymuszające integralność danych: klucze główne (PK), klucze obce (FK) oraz więzy typu CHECK i NOT NULL. </w:t>
+      </w:r>
+    </w:p>
+    <w:p>
+      <w:pPr>
+        <w:rPr>
+          <w:b/>
+          <w:bCs/>
+        </w:rPr>
+      </w:pPr>
+    </w:p>
+    <w:p>
+      <w:r>
+        <w:rPr>
+          <w:b/>
+          <w:bCs/>
+          <w:noProof/>
+        </w:rPr>
+        <w:drawing>
+          <wp:inline distT="0" distB="0" distL="0" distR="0" wp14:anchorId="280ABF0A" wp14:editId="5A81B8A4">
+            <wp:extent cx="5760720" cy="3591560"/>
+            <wp:effectExtent l="0" t="0" r="0" b="8890"/>
+            <wp:docPr id="1914839891" name="Obraz 1"/>
+            <wp:cNvGraphicFramePr>
+              <a:graphicFrameLocks xmlns:a="http://schemas.openxmlformats.org/drawingml/2006/main" noChangeAspect="1"/>
+            </wp:cNvGraphicFramePr>
+            <a:graphic xmlns:a="http://schemas.openxmlformats.org/drawingml/2006/main">
+              <a:graphicData uri="http://schemas.openxmlformats.org/drawingml/2006/picture">
+                <pic:pic xmlns:pic="http://schemas.openxmlformats.org/drawingml/2006/picture">
+                  <pic:nvPicPr>
+                    <pic:cNvPr id="1914839891" name=""/>
+                    <pic:cNvPicPr/>
+                  </pic:nvPicPr>
+                  <pic:blipFill>
+                    <a:blip r:embed="rId6"/>
+                    <a:stretch>
+                      <a:fillRect/>
+                    </a:stretch>
+                  </pic:blipFill>
+                  <pic:spPr>
+                    <a:xfrm>
+                      <a:off x="0" y="0"/>
+                      <a:ext cx="5760720" cy="3591560"/>
+                    </a:xfrm>
+                    <a:prstGeom prst="rect">
+                      <a:avLst/>
+                    </a:prstGeom>
+                  </pic:spPr>
+                </pic:pic>
+              </a:graphicData>
+            </a:graphic>
+          </wp:inline>
+        </w:drawing>
+      </w:r>
+    </w:p>
+    <w:p>
+      <w:pPr>
+        <w:jc w:val="center"/>
+        <w:rPr>
+          <w:i/>
+          <w:iCs/>
+          <w:sz w:val="18"/>
+          <w:szCs w:val="18"/>
+        </w:rPr>
+      </w:pPr>
+      <w:r>
+        <w:rPr>
+          <w:i/>
+          <w:iCs/>
+          <w:sz w:val="18"/>
+          <w:szCs w:val="18"/>
+        </w:rPr>
+        <w:t>Rys.2: Diagram Relacji (Model Fizyczny)</w:t>
       </w:r>
     </w:p>
     <w:p/>
     <w:p>
       <w:pPr>
-        <w:rPr>
-          <w:b/>
-          <w:bCs/>
-        </w:rPr>
-      </w:pPr>
-      <w:r>
-        <w:rPr>
-          <w:b/>
-          <w:bCs/>
-        </w:rPr>
-        <w:t>Rozmiar bazy danych i przewidywany przyrost</w:t>
-      </w:r>
-      <w:r>
-        <w:rPr>
-          <w:b/>
-          <w:bCs/>
-        </w:rPr>
-        <w:t>:</w:t>
-      </w:r>
-    </w:p>
-    <w:p>
-      <w:r>
-        <w:t xml:space="preserve">Rozmiar bazy nie powinien przekraczać standardowego przedsiębiorstwa. </w:t>
-      </w:r>
-      <w:r>
-        <w:t>Największym przyrostem będą zapisy transakcji wypożyczania aut.</w:t>
+        <w:jc w:val="center"/>
+        <w:rPr>
+          <w:b/>
+          <w:bCs/>
+        </w:rPr>
+      </w:pPr>
+      <w:r>
+        <w:rPr>
+          <w:b/>
+          <w:bCs/>
+        </w:rPr>
+        <w:lastRenderedPageBreak/>
+        <w:t>Charakterystyka danych i obciążenia</w:t>
+      </w:r>
+    </w:p>
+    <w:p>
+      <w:pPr>
+        <w:numPr>
+          <w:ilvl w:val="0"/>
+          <w:numId w:val="7"/>
+        </w:numPr>
+      </w:pPr>
+      <w:r>
+        <w:rPr>
+          <w:b/>
+          <w:bCs/>
+        </w:rPr>
+        <w:t>Rozmiar i przyrost:</w:t>
+      </w:r>
+      <w:r>
+        <w:t xml:space="preserve"> Początkowy rozmiar ok. 500 MB, przewidywany przyrost 2-3 GB rocznie. </w:t>
+      </w:r>
+    </w:p>
+    <w:p>
+      <w:pPr>
+        <w:numPr>
+          <w:ilvl w:val="0"/>
+          <w:numId w:val="7"/>
+        </w:numPr>
+      </w:pPr>
+      <w:r>
+        <w:rPr>
+          <w:b/>
+          <w:bCs/>
+        </w:rPr>
+        <w:t>Tabele o największym obciążeniu:</w:t>
+      </w:r>
+      <w:r>
+        <w:t xml:space="preserve"> Wypożyczenia (częste operacje zapisu i odczytu) oraz Historia_Logi (intensywny zapis przez triggery).</w:t>
       </w:r>
     </w:p>
     <w:p/>
     <w:p>
+      <w:pPr>
+        <w:jc w:val="center"/>
+        <w:rPr>
+          <w:b/>
+          <w:bCs/>
+        </w:rPr>
+      </w:pPr>
+      <w:r>
+        <w:rPr>
+          <w:b/>
+          <w:bCs/>
+        </w:rPr>
+        <w:t>Logika bazodanowa (Widoki, Triggery, Procedury)</w:t>
+      </w:r>
+    </w:p>
+    <w:p>
+      <w:pPr>
+        <w:numPr>
+          <w:ilvl w:val="0"/>
+          <w:numId w:val="8"/>
+        </w:numPr>
+      </w:pPr>
+      <w:r>
+        <w:rPr>
+          <w:b/>
+          <w:bCs/>
+        </w:rPr>
+        <w:t>Widoki:</w:t>
+      </w:r>
+      <w:r>
+        <w:t xml:space="preserve"> Np. zestawienie dostępnych aut w danym oddziale.</w:t>
+      </w:r>
+    </w:p>
+    <w:p>
+      <w:pPr>
+        <w:numPr>
+          <w:ilvl w:val="0"/>
+          <w:numId w:val="8"/>
+        </w:numPr>
+      </w:pPr>
+      <w:r>
+        <w:rPr>
+          <w:b/>
+          <w:bCs/>
+        </w:rPr>
+        <w:t>Triggery:</w:t>
+      </w:r>
+      <w:r>
+        <w:t xml:space="preserve"> Automatyczne logowanie każdej zmiany w tabeli Pojazdy do tabeli historii. </w:t>
+      </w:r>
+    </w:p>
+    <w:p>
+      <w:pPr>
+        <w:numPr>
+          <w:ilvl w:val="0"/>
+          <w:numId w:val="8"/>
+        </w:numPr>
+      </w:pPr>
+      <w:r>
+        <w:rPr>
+          <w:b/>
+          <w:bCs/>
+        </w:rPr>
+        <w:t>Procedury:</w:t>
+      </w:r>
+      <w:r>
+        <w:t xml:space="preserve"> Masowe generowanie raportów miesięcznych dla księgowości. </w:t>
+      </w:r>
+    </w:p>
+    <w:p/>
+    <w:p>
+      <w:pPr>
+        <w:jc w:val="center"/>
+        <w:rPr>
+          <w:b/>
+          <w:bCs/>
+        </w:rPr>
+      </w:pPr>
+      <w:r>
+        <w:rPr>
+          <w:b/>
+          <w:bCs/>
+        </w:rPr>
+        <w:t>Role i uprawnienia</w:t>
+      </w:r>
+    </w:p>
+    <w:p>
+      <w:pPr>
+        <w:numPr>
+          <w:ilvl w:val="0"/>
+          <w:numId w:val="9"/>
+        </w:numPr>
+      </w:pPr>
+      <w:r>
+        <w:rPr>
+          <w:b/>
+          <w:bCs/>
+        </w:rPr>
+        <w:t>Administrator:</w:t>
+      </w:r>
+      <w:r>
+        <w:t xml:space="preserve"> Pełne uprawnienia do struktury i danych.</w:t>
+      </w:r>
+    </w:p>
+    <w:p>
+      <w:pPr>
+        <w:numPr>
+          <w:ilvl w:val="0"/>
+          <w:numId w:val="9"/>
+        </w:numPr>
+      </w:pPr>
+      <w:r>
+        <w:rPr>
+          <w:b/>
+          <w:bCs/>
+        </w:rPr>
+        <w:t>Księgowy:</w:t>
+      </w:r>
+      <w:r>
+        <w:t xml:space="preserve"> Uprawnienia do odczytu transakcji i generowania raportów.</w:t>
+      </w:r>
+    </w:p>
+    <w:p>
+      <w:pPr>
+        <w:numPr>
+          <w:ilvl w:val="0"/>
+          <w:numId w:val="9"/>
+        </w:numPr>
+      </w:pPr>
+      <w:r>
+        <w:rPr>
+          <w:b/>
+          <w:bCs/>
+        </w:rPr>
+        <w:t>Agent:</w:t>
+      </w:r>
+      <w:r>
+        <w:t xml:space="preserve"> Uprawnienia do tworzenia rezerwacji i edycji danych klientów.</w:t>
+      </w:r>
+    </w:p>
+    <w:p/>
+    <w:p>
+      <w:pPr>
+        <w:jc w:val="center"/>
+        <w:rPr>
+          <w:b/>
+          <w:bCs/>
+        </w:rPr>
+      </w:pPr>
+      <w:r>
+        <w:rPr>
+          <w:b/>
+          <w:bCs/>
+        </w:rPr>
+        <w:t>Potencjalne trudności</w:t>
+      </w:r>
+    </w:p>
+    <w:p>
+      <w:pPr>
+        <w:numPr>
+          <w:ilvl w:val="0"/>
+          <w:numId w:val="10"/>
+        </w:numPr>
+      </w:pPr>
+      <w:r>
+        <w:t>Zapewnienie spójności danych przy jednoczesnym dostępie wielu użytkowników (blokady).</w:t>
+      </w:r>
+    </w:p>
+    <w:p>
+      <w:pPr>
+        <w:numPr>
+          <w:ilvl w:val="0"/>
+          <w:numId w:val="10"/>
+        </w:numPr>
+      </w:pPr>
+      <w:r>
+        <w:t>Obsługa złożonej logiki biznesowej (np. różne stawki zależne od długości wynajmu) na poziomie bazy danych</w:t>
+      </w:r>
+    </w:p>
+    <w:p/>
+    <w:p>
+      <w:r>
+        <w:t>BLOK PL-sql w pętli zakres petla dotyczy klucza:</w:t>
+      </w:r>
       <w:r>
         <w:br/>
+        <w:t>Begin for x in 1…n</w:t>
+      </w:r>
+      <w:r>
+        <w:br/>
+        <w:t>insert into tabela values(x,stale wartości)</w:t>
+      </w:r>
+      <w:r>
+        <w:br/>
+        <w:t>end loop;</w:t>
+      </w:r>
+      <w:r>
+        <w:br/>
       </w:r>
     </w:p>
     <w:p/>
     <w:p>
       <w:r>
+        <w:lastRenderedPageBreak/>
         <w:br/>
       </w:r>
       <w:r>
@@ -247,6 +904,453 @@
 <file path=word/numbering.xml><?xml version="1.0" encoding="utf-8"?>
 <w:numbering xmlns:wpc="http://schemas.microsoft.com/office/word/2010/wordprocessingCanvas" xmlns:cx="http://schemas.microsoft.com/office/drawing/2014/chartex" xmlns:cx1="http://schemas.microsoft.com/office/drawing/2015/9/8/chartex" xmlns:cx2="http://schemas.microsoft.com/office/drawing/2015/10/21/chartex" xmlns:cx3="http://schemas.microsoft.com/office/drawing/2016/5/9/chartex" xmlns:cx4="http://schemas.microsoft.com/office/drawing/2016/5/10/chartex" xmlns:cx5="http://schemas.microsoft.com/office/drawing/2016/5/11/chartex" xmlns:cx6="http://schemas.microsoft.com/office/drawing/2016/5/12/chartex" xmlns:cx7="http://schemas.microsoft.com/office/drawing/2016/5/13/chartex" xmlns:cx8="http://schemas.microsoft.com/office/drawing/2016/5/14/chartex" xmlns:mc="http://schemas.openxmlformats.org/markup-compatibility/2006" xmlns:aink="http://schemas.microsoft.com/office/drawing/2016/ink" xmlns:am3d="http://schemas.microsoft.com/office/drawing/2017/model3d" xmlns:o="urn:schemas-microsoft-com:office:office" xmlns:oel="http://schemas.microsoft.com/office/2019/extlst" xmlns:r="http://schemas.openxmlformats.org/officeDocument/2006/relationships" xmlns:m="http://schemas.openxmlformats.org/officeDocument/2006/math" xmlns:v="urn:schemas-microsoft-com:vml" xmlns:wp14="http://schemas.microsoft.com/office/word/2010/wordprocessingDrawing" xmlns:wp="http://schemas.openxmlformats.org/drawingml/2006/wordprocessingDrawing" xmlns:w10="urn:schemas-microsoft-com:office:word" xmlns:w="http://schemas.openxmlformats.org/wordprocessingml/2006/main" xmlns:w14="http://schemas.microsoft.com/office/word/2010/wordml" xmlns:w15="http://schemas.microsoft.com/office/word/2012/wordml" xmlns:w16cex="http://schemas.microsoft.com/office/word/2018/wordml/cex" xmlns:w16cid="http://schemas.microsoft.com/office/word/2016/wordml/cid" xmlns:w16="http://schemas.microsoft.com/office/word/2018/wordml" xmlns:w16du="http://schemas.microsoft.com/office/word/2023/wordml/word16du" xmlns:w16sdtdh="http://schemas.microsoft.com/office/word/2020/wordml/sdtdatahash" xmlns:w16sdtfl="http://schemas.microsoft.com/office/word/2024/wordml/sdtformatlock" xmlns:w16se="http://schemas.microsoft.com/office/word/2015/wordml/symex" xmlns:wpg="http://schemas.microsoft.com/office/word/2010/wordprocessingGroup" xmlns:wpi="http://schemas.microsoft.com/office/word/2010/wordprocessingInk" xmlns:wne="http://schemas.microsoft.com/office/word/2006/wordml" xmlns:wps="http://schemas.microsoft.com/office/word/2010/wordprocessingShape" mc:Ignorable="w14 w15 w16se w16cid w16 w16cex w16sdtdh w16sdtfl w16du wp14">
   <w:abstractNum w:abstractNumId="0" w15:restartNumberingAfterBreak="0">
+    <w:nsid w:val="112C7D23"/>
+    <w:multiLevelType w:val="multilevel"/>
+    <w:tmpl w:val="18DE6CEC"/>
+    <w:lvl w:ilvl="0">
+      <w:start w:val="1"/>
+      <w:numFmt w:val="bullet"/>
+      <w:lvlText w:val=""/>
+      <w:lvlJc w:val="left"/>
+      <w:pPr>
+        <w:tabs>
+          <w:tab w:val="num" w:pos="720"/>
+        </w:tabs>
+        <w:ind w:left="720" w:hanging="360"/>
+      </w:pPr>
+      <w:rPr>
+        <w:rFonts w:ascii="Symbol" w:hAnsi="Symbol" w:hint="default"/>
+        <w:sz w:val="20"/>
+      </w:rPr>
+    </w:lvl>
+    <w:lvl w:ilvl="1" w:tentative="1">
+      <w:start w:val="1"/>
+      <w:numFmt w:val="bullet"/>
+      <w:lvlText w:val="o"/>
+      <w:lvlJc w:val="left"/>
+      <w:pPr>
+        <w:tabs>
+          <w:tab w:val="num" w:pos="1440"/>
+        </w:tabs>
+        <w:ind w:left="1440" w:hanging="360"/>
+      </w:pPr>
+      <w:rPr>
+        <w:rFonts w:ascii="Courier New" w:hAnsi="Courier New" w:hint="default"/>
+        <w:sz w:val="20"/>
+      </w:rPr>
+    </w:lvl>
+    <w:lvl w:ilvl="2" w:tentative="1">
+      <w:start w:val="1"/>
+      <w:numFmt w:val="bullet"/>
+      <w:lvlText w:val=""/>
+      <w:lvlJc w:val="left"/>
+      <w:pPr>
+        <w:tabs>
+          <w:tab w:val="num" w:pos="2160"/>
+        </w:tabs>
+        <w:ind w:left="2160" w:hanging="360"/>
+      </w:pPr>
+      <w:rPr>
+        <w:rFonts w:ascii="Wingdings" w:hAnsi="Wingdings" w:hint="default"/>
+        <w:sz w:val="20"/>
+      </w:rPr>
+    </w:lvl>
+    <w:lvl w:ilvl="3" w:tentative="1">
+      <w:start w:val="1"/>
+      <w:numFmt w:val="bullet"/>
+      <w:lvlText w:val=""/>
+      <w:lvlJc w:val="left"/>
+      <w:pPr>
+        <w:tabs>
+          <w:tab w:val="num" w:pos="2880"/>
+        </w:tabs>
+        <w:ind w:left="2880" w:hanging="360"/>
+      </w:pPr>
+      <w:rPr>
+        <w:rFonts w:ascii="Wingdings" w:hAnsi="Wingdings" w:hint="default"/>
+        <w:sz w:val="20"/>
+      </w:rPr>
+    </w:lvl>
+    <w:lvl w:ilvl="4" w:tentative="1">
+      <w:start w:val="1"/>
+      <w:numFmt w:val="bullet"/>
+      <w:lvlText w:val=""/>
+      <w:lvlJc w:val="left"/>
+      <w:pPr>
+        <w:tabs>
+          <w:tab w:val="num" w:pos="3600"/>
+        </w:tabs>
+        <w:ind w:left="3600" w:hanging="360"/>
+      </w:pPr>
+      <w:rPr>
+        <w:rFonts w:ascii="Wingdings" w:hAnsi="Wingdings" w:hint="default"/>
+        <w:sz w:val="20"/>
+      </w:rPr>
+    </w:lvl>
+    <w:lvl w:ilvl="5" w:tentative="1">
+      <w:start w:val="1"/>
+      <w:numFmt w:val="bullet"/>
+      <w:lvlText w:val=""/>
+      <w:lvlJc w:val="left"/>
+      <w:pPr>
+        <w:tabs>
+          <w:tab w:val="num" w:pos="4320"/>
+        </w:tabs>
+        <w:ind w:left="4320" w:hanging="360"/>
+      </w:pPr>
+      <w:rPr>
+        <w:rFonts w:ascii="Wingdings" w:hAnsi="Wingdings" w:hint="default"/>
+        <w:sz w:val="20"/>
+      </w:rPr>
+    </w:lvl>
+    <w:lvl w:ilvl="6" w:tentative="1">
+      <w:start w:val="1"/>
+      <w:numFmt w:val="bullet"/>
+      <w:lvlText w:val=""/>
+      <w:lvlJc w:val="left"/>
+      <w:pPr>
+        <w:tabs>
+          <w:tab w:val="num" w:pos="5040"/>
+        </w:tabs>
+        <w:ind w:left="5040" w:hanging="360"/>
+      </w:pPr>
+      <w:rPr>
+        <w:rFonts w:ascii="Wingdings" w:hAnsi="Wingdings" w:hint="default"/>
+        <w:sz w:val="20"/>
+      </w:rPr>
+    </w:lvl>
+    <w:lvl w:ilvl="7" w:tentative="1">
+      <w:start w:val="1"/>
+      <w:numFmt w:val="bullet"/>
+      <w:lvlText w:val=""/>
+      <w:lvlJc w:val="left"/>
+      <w:pPr>
+        <w:tabs>
+          <w:tab w:val="num" w:pos="5760"/>
+        </w:tabs>
+        <w:ind w:left="5760" w:hanging="360"/>
+      </w:pPr>
+      <w:rPr>
+        <w:rFonts w:ascii="Wingdings" w:hAnsi="Wingdings" w:hint="default"/>
+        <w:sz w:val="20"/>
+      </w:rPr>
+    </w:lvl>
+    <w:lvl w:ilvl="8" w:tentative="1">
+      <w:start w:val="1"/>
+      <w:numFmt w:val="bullet"/>
+      <w:lvlText w:val=""/>
+      <w:lvlJc w:val="left"/>
+      <w:pPr>
+        <w:tabs>
+          <w:tab w:val="num" w:pos="6480"/>
+        </w:tabs>
+        <w:ind w:left="6480" w:hanging="360"/>
+      </w:pPr>
+      <w:rPr>
+        <w:rFonts w:ascii="Wingdings" w:hAnsi="Wingdings" w:hint="default"/>
+        <w:sz w:val="20"/>
+      </w:rPr>
+    </w:lvl>
+  </w:abstractNum>
+  <w:abstractNum w:abstractNumId="1" w15:restartNumberingAfterBreak="0">
+    <w:nsid w:val="16E9253E"/>
+    <w:multiLevelType w:val="multilevel"/>
+    <w:tmpl w:val="FBD26CDE"/>
+    <w:lvl w:ilvl="0">
+      <w:start w:val="1"/>
+      <w:numFmt w:val="bullet"/>
+      <w:lvlText w:val=""/>
+      <w:lvlJc w:val="left"/>
+      <w:pPr>
+        <w:tabs>
+          <w:tab w:val="num" w:pos="720"/>
+        </w:tabs>
+        <w:ind w:left="720" w:hanging="360"/>
+      </w:pPr>
+      <w:rPr>
+        <w:rFonts w:ascii="Symbol" w:hAnsi="Symbol" w:hint="default"/>
+        <w:sz w:val="20"/>
+      </w:rPr>
+    </w:lvl>
+    <w:lvl w:ilvl="1" w:tentative="1">
+      <w:start w:val="1"/>
+      <w:numFmt w:val="bullet"/>
+      <w:lvlText w:val="o"/>
+      <w:lvlJc w:val="left"/>
+      <w:pPr>
+        <w:tabs>
+          <w:tab w:val="num" w:pos="1440"/>
+        </w:tabs>
+        <w:ind w:left="1440" w:hanging="360"/>
+      </w:pPr>
+      <w:rPr>
+        <w:rFonts w:ascii="Courier New" w:hAnsi="Courier New" w:hint="default"/>
+        <w:sz w:val="20"/>
+      </w:rPr>
+    </w:lvl>
+    <w:lvl w:ilvl="2" w:tentative="1">
+      <w:start w:val="1"/>
+      <w:numFmt w:val="bullet"/>
+      <w:lvlText w:val=""/>
+      <w:lvlJc w:val="left"/>
+      <w:pPr>
+        <w:tabs>
+          <w:tab w:val="num" w:pos="2160"/>
+        </w:tabs>
+        <w:ind w:left="2160" w:hanging="360"/>
+      </w:pPr>
+      <w:rPr>
+        <w:rFonts w:ascii="Wingdings" w:hAnsi="Wingdings" w:hint="default"/>
+        <w:sz w:val="20"/>
+      </w:rPr>
+    </w:lvl>
+    <w:lvl w:ilvl="3" w:tentative="1">
+      <w:start w:val="1"/>
+      <w:numFmt w:val="bullet"/>
+      <w:lvlText w:val=""/>
+      <w:lvlJc w:val="left"/>
+      <w:pPr>
+        <w:tabs>
+          <w:tab w:val="num" w:pos="2880"/>
+        </w:tabs>
+        <w:ind w:left="2880" w:hanging="360"/>
+      </w:pPr>
+      <w:rPr>
+        <w:rFonts w:ascii="Wingdings" w:hAnsi="Wingdings" w:hint="default"/>
+        <w:sz w:val="20"/>
+      </w:rPr>
+    </w:lvl>
+    <w:lvl w:ilvl="4" w:tentative="1">
+      <w:start w:val="1"/>
+      <w:numFmt w:val="bullet"/>
+      <w:lvlText w:val=""/>
+      <w:lvlJc w:val="left"/>
+      <w:pPr>
+        <w:tabs>
+          <w:tab w:val="num" w:pos="3600"/>
+        </w:tabs>
+        <w:ind w:left="3600" w:hanging="360"/>
+      </w:pPr>
+      <w:rPr>
+        <w:rFonts w:ascii="Wingdings" w:hAnsi="Wingdings" w:hint="default"/>
+        <w:sz w:val="20"/>
+      </w:rPr>
+    </w:lvl>
+    <w:lvl w:ilvl="5" w:tentative="1">
+      <w:start w:val="1"/>
+      <w:numFmt w:val="bullet"/>
+      <w:lvlText w:val=""/>
+      <w:lvlJc w:val="left"/>
+      <w:pPr>
+        <w:tabs>
+          <w:tab w:val="num" w:pos="4320"/>
+        </w:tabs>
+        <w:ind w:left="4320" w:hanging="360"/>
+      </w:pPr>
+      <w:rPr>
+        <w:rFonts w:ascii="Wingdings" w:hAnsi="Wingdings" w:hint="default"/>
+        <w:sz w:val="20"/>
+      </w:rPr>
+    </w:lvl>
+    <w:lvl w:ilvl="6" w:tentative="1">
+      <w:start w:val="1"/>
+      <w:numFmt w:val="bullet"/>
+      <w:lvlText w:val=""/>
+      <w:lvlJc w:val="left"/>
+      <w:pPr>
+        <w:tabs>
+          <w:tab w:val="num" w:pos="5040"/>
+        </w:tabs>
+        <w:ind w:left="5040" w:hanging="360"/>
+      </w:pPr>
+      <w:rPr>
+        <w:rFonts w:ascii="Wingdings" w:hAnsi="Wingdings" w:hint="default"/>
+        <w:sz w:val="20"/>
+      </w:rPr>
+    </w:lvl>
+    <w:lvl w:ilvl="7" w:tentative="1">
+      <w:start w:val="1"/>
+      <w:numFmt w:val="bullet"/>
+      <w:lvlText w:val=""/>
+      <w:lvlJc w:val="left"/>
+      <w:pPr>
+        <w:tabs>
+          <w:tab w:val="num" w:pos="5760"/>
+        </w:tabs>
+        <w:ind w:left="5760" w:hanging="360"/>
+      </w:pPr>
+      <w:rPr>
+        <w:rFonts w:ascii="Wingdings" w:hAnsi="Wingdings" w:hint="default"/>
+        <w:sz w:val="20"/>
+      </w:rPr>
+    </w:lvl>
+    <w:lvl w:ilvl="8" w:tentative="1">
+      <w:start w:val="1"/>
+      <w:numFmt w:val="bullet"/>
+      <w:lvlText w:val=""/>
+      <w:lvlJc w:val="left"/>
+      <w:pPr>
+        <w:tabs>
+          <w:tab w:val="num" w:pos="6480"/>
+        </w:tabs>
+        <w:ind w:left="6480" w:hanging="360"/>
+      </w:pPr>
+      <w:rPr>
+        <w:rFonts w:ascii="Wingdings" w:hAnsi="Wingdings" w:hint="default"/>
+        <w:sz w:val="20"/>
+      </w:rPr>
+    </w:lvl>
+  </w:abstractNum>
+  <w:abstractNum w:abstractNumId="2" w15:restartNumberingAfterBreak="0">
+    <w:nsid w:val="188013E7"/>
+    <w:multiLevelType w:val="multilevel"/>
+    <w:tmpl w:val="8BC23094"/>
+    <w:lvl w:ilvl="0">
+      <w:start w:val="1"/>
+      <w:numFmt w:val="bullet"/>
+      <w:lvlText w:val=""/>
+      <w:lvlJc w:val="left"/>
+      <w:pPr>
+        <w:tabs>
+          <w:tab w:val="num" w:pos="720"/>
+        </w:tabs>
+        <w:ind w:left="720" w:hanging="360"/>
+      </w:pPr>
+      <w:rPr>
+        <w:rFonts w:ascii="Symbol" w:hAnsi="Symbol" w:hint="default"/>
+        <w:sz w:val="20"/>
+      </w:rPr>
+    </w:lvl>
+    <w:lvl w:ilvl="1" w:tentative="1">
+      <w:start w:val="1"/>
+      <w:numFmt w:val="bullet"/>
+      <w:lvlText w:val="o"/>
+      <w:lvlJc w:val="left"/>
+      <w:pPr>
+        <w:tabs>
+          <w:tab w:val="num" w:pos="1440"/>
+        </w:tabs>
+        <w:ind w:left="1440" w:hanging="360"/>
+      </w:pPr>
+      <w:rPr>
+        <w:rFonts w:ascii="Courier New" w:hAnsi="Courier New" w:hint="default"/>
+        <w:sz w:val="20"/>
+      </w:rPr>
+    </w:lvl>
+    <w:lvl w:ilvl="2" w:tentative="1">
+      <w:start w:val="1"/>
+      <w:numFmt w:val="bullet"/>
+      <w:lvlText w:val=""/>
+      <w:lvlJc w:val="left"/>
+      <w:pPr>
+        <w:tabs>
+          <w:tab w:val="num" w:pos="2160"/>
+        </w:tabs>
+        <w:ind w:left="2160" w:hanging="360"/>
+      </w:pPr>
+      <w:rPr>
+        <w:rFonts w:ascii="Wingdings" w:hAnsi="Wingdings" w:hint="default"/>
+        <w:sz w:val="20"/>
+      </w:rPr>
+    </w:lvl>
+    <w:lvl w:ilvl="3" w:tentative="1">
+      <w:start w:val="1"/>
+      <w:numFmt w:val="bullet"/>
+      <w:lvlText w:val=""/>
+      <w:lvlJc w:val="left"/>
+      <w:pPr>
+        <w:tabs>
+          <w:tab w:val="num" w:pos="2880"/>
+        </w:tabs>
+        <w:ind w:left="2880" w:hanging="360"/>
+      </w:pPr>
+      <w:rPr>
+        <w:rFonts w:ascii="Wingdings" w:hAnsi="Wingdings" w:hint="default"/>
+        <w:sz w:val="20"/>
+      </w:rPr>
+    </w:lvl>
+    <w:lvl w:ilvl="4" w:tentative="1">
+      <w:start w:val="1"/>
+      <w:numFmt w:val="bullet"/>
+      <w:lvlText w:val=""/>
+      <w:lvlJc w:val="left"/>
+      <w:pPr>
+        <w:tabs>
+          <w:tab w:val="num" w:pos="3600"/>
+        </w:tabs>
+        <w:ind w:left="3600" w:hanging="360"/>
+      </w:pPr>
+      <w:rPr>
+        <w:rFonts w:ascii="Wingdings" w:hAnsi="Wingdings" w:hint="default"/>
+        <w:sz w:val="20"/>
+      </w:rPr>
+    </w:lvl>
+    <w:lvl w:ilvl="5" w:tentative="1">
+      <w:start w:val="1"/>
+      <w:numFmt w:val="bullet"/>
+      <w:lvlText w:val=""/>
+      <w:lvlJc w:val="left"/>
+      <w:pPr>
+        <w:tabs>
+          <w:tab w:val="num" w:pos="4320"/>
+        </w:tabs>
+        <w:ind w:left="4320" w:hanging="360"/>
+      </w:pPr>
+      <w:rPr>
+        <w:rFonts w:ascii="Wingdings" w:hAnsi="Wingdings" w:hint="default"/>
+        <w:sz w:val="20"/>
+      </w:rPr>
+    </w:lvl>
+    <w:lvl w:ilvl="6" w:tentative="1">
+      <w:start w:val="1"/>
+      <w:numFmt w:val="bullet"/>
+      <w:lvlText w:val=""/>
+      <w:lvlJc w:val="left"/>
+      <w:pPr>
+        <w:tabs>
+          <w:tab w:val="num" w:pos="5040"/>
+        </w:tabs>
+        <w:ind w:left="5040" w:hanging="360"/>
+      </w:pPr>
+      <w:rPr>
+        <w:rFonts w:ascii="Wingdings" w:hAnsi="Wingdings" w:hint="default"/>
+        <w:sz w:val="20"/>
+      </w:rPr>
+    </w:lvl>
+    <w:lvl w:ilvl="7" w:tentative="1">
+      <w:start w:val="1"/>
+      <w:numFmt w:val="bullet"/>
+      <w:lvlText w:val=""/>
+      <w:lvlJc w:val="left"/>
+      <w:pPr>
+        <w:tabs>
+          <w:tab w:val="num" w:pos="5760"/>
+        </w:tabs>
+        <w:ind w:left="5760" w:hanging="360"/>
+      </w:pPr>
+      <w:rPr>
+        <w:rFonts w:ascii="Wingdings" w:hAnsi="Wingdings" w:hint="default"/>
+        <w:sz w:val="20"/>
+      </w:rPr>
+    </w:lvl>
+    <w:lvl w:ilvl="8" w:tentative="1">
+      <w:start w:val="1"/>
+      <w:numFmt w:val="bullet"/>
+      <w:lvlText w:val=""/>
+      <w:lvlJc w:val="left"/>
+      <w:pPr>
+        <w:tabs>
+          <w:tab w:val="num" w:pos="6480"/>
+        </w:tabs>
+        <w:ind w:left="6480" w:hanging="360"/>
+      </w:pPr>
+      <w:rPr>
+        <w:rFonts w:ascii="Wingdings" w:hAnsi="Wingdings" w:hint="default"/>
+        <w:sz w:val="20"/>
+      </w:rPr>
+    </w:lvl>
+  </w:abstractNum>
+  <w:abstractNum w:abstractNumId="3" w15:restartNumberingAfterBreak="0">
     <w:nsid w:val="3E2F5F1A"/>
     <w:multiLevelType w:val="hybridMultilevel"/>
     <w:tmpl w:val="2584B7C8"/>
@@ -359,8 +1463,929 @@
       </w:rPr>
     </w:lvl>
   </w:abstractNum>
+  <w:abstractNum w:abstractNumId="4" w15:restartNumberingAfterBreak="0">
+    <w:nsid w:val="4B7B6456"/>
+    <w:multiLevelType w:val="multilevel"/>
+    <w:tmpl w:val="E1563556"/>
+    <w:lvl w:ilvl="0">
+      <w:start w:val="1"/>
+      <w:numFmt w:val="bullet"/>
+      <w:lvlText w:val=""/>
+      <w:lvlJc w:val="left"/>
+      <w:pPr>
+        <w:tabs>
+          <w:tab w:val="num" w:pos="720"/>
+        </w:tabs>
+        <w:ind w:left="720" w:hanging="360"/>
+      </w:pPr>
+      <w:rPr>
+        <w:rFonts w:ascii="Symbol" w:hAnsi="Symbol" w:hint="default"/>
+        <w:sz w:val="20"/>
+      </w:rPr>
+    </w:lvl>
+    <w:lvl w:ilvl="1" w:tentative="1">
+      <w:start w:val="1"/>
+      <w:numFmt w:val="bullet"/>
+      <w:lvlText w:val="o"/>
+      <w:lvlJc w:val="left"/>
+      <w:pPr>
+        <w:tabs>
+          <w:tab w:val="num" w:pos="1440"/>
+        </w:tabs>
+        <w:ind w:left="1440" w:hanging="360"/>
+      </w:pPr>
+      <w:rPr>
+        <w:rFonts w:ascii="Courier New" w:hAnsi="Courier New" w:hint="default"/>
+        <w:sz w:val="20"/>
+      </w:rPr>
+    </w:lvl>
+    <w:lvl w:ilvl="2" w:tentative="1">
+      <w:start w:val="1"/>
+      <w:numFmt w:val="bullet"/>
+      <w:lvlText w:val=""/>
+      <w:lvlJc w:val="left"/>
+      <w:pPr>
+        <w:tabs>
+          <w:tab w:val="num" w:pos="2160"/>
+        </w:tabs>
+        <w:ind w:left="2160" w:hanging="360"/>
+      </w:pPr>
+      <w:rPr>
+        <w:rFonts w:ascii="Wingdings" w:hAnsi="Wingdings" w:hint="default"/>
+        <w:sz w:val="20"/>
+      </w:rPr>
+    </w:lvl>
+    <w:lvl w:ilvl="3" w:tentative="1">
+      <w:start w:val="1"/>
+      <w:numFmt w:val="bullet"/>
+      <w:lvlText w:val=""/>
+      <w:lvlJc w:val="left"/>
+      <w:pPr>
+        <w:tabs>
+          <w:tab w:val="num" w:pos="2880"/>
+        </w:tabs>
+        <w:ind w:left="2880" w:hanging="360"/>
+      </w:pPr>
+      <w:rPr>
+        <w:rFonts w:ascii="Wingdings" w:hAnsi="Wingdings" w:hint="default"/>
+        <w:sz w:val="20"/>
+      </w:rPr>
+    </w:lvl>
+    <w:lvl w:ilvl="4" w:tentative="1">
+      <w:start w:val="1"/>
+      <w:numFmt w:val="bullet"/>
+      <w:lvlText w:val=""/>
+      <w:lvlJc w:val="left"/>
+      <w:pPr>
+        <w:tabs>
+          <w:tab w:val="num" w:pos="3600"/>
+        </w:tabs>
+        <w:ind w:left="3600" w:hanging="360"/>
+      </w:pPr>
+      <w:rPr>
+        <w:rFonts w:ascii="Wingdings" w:hAnsi="Wingdings" w:hint="default"/>
+        <w:sz w:val="20"/>
+      </w:rPr>
+    </w:lvl>
+    <w:lvl w:ilvl="5" w:tentative="1">
+      <w:start w:val="1"/>
+      <w:numFmt w:val="bullet"/>
+      <w:lvlText w:val=""/>
+      <w:lvlJc w:val="left"/>
+      <w:pPr>
+        <w:tabs>
+          <w:tab w:val="num" w:pos="4320"/>
+        </w:tabs>
+        <w:ind w:left="4320" w:hanging="360"/>
+      </w:pPr>
+      <w:rPr>
+        <w:rFonts w:ascii="Wingdings" w:hAnsi="Wingdings" w:hint="default"/>
+        <w:sz w:val="20"/>
+      </w:rPr>
+    </w:lvl>
+    <w:lvl w:ilvl="6" w:tentative="1">
+      <w:start w:val="1"/>
+      <w:numFmt w:val="bullet"/>
+      <w:lvlText w:val=""/>
+      <w:lvlJc w:val="left"/>
+      <w:pPr>
+        <w:tabs>
+          <w:tab w:val="num" w:pos="5040"/>
+        </w:tabs>
+        <w:ind w:left="5040" w:hanging="360"/>
+      </w:pPr>
+      <w:rPr>
+        <w:rFonts w:ascii="Wingdings" w:hAnsi="Wingdings" w:hint="default"/>
+        <w:sz w:val="20"/>
+      </w:rPr>
+    </w:lvl>
+    <w:lvl w:ilvl="7" w:tentative="1">
+      <w:start w:val="1"/>
+      <w:numFmt w:val="bullet"/>
+      <w:lvlText w:val=""/>
+      <w:lvlJc w:val="left"/>
+      <w:pPr>
+        <w:tabs>
+          <w:tab w:val="num" w:pos="5760"/>
+        </w:tabs>
+        <w:ind w:left="5760" w:hanging="360"/>
+      </w:pPr>
+      <w:rPr>
+        <w:rFonts w:ascii="Wingdings" w:hAnsi="Wingdings" w:hint="default"/>
+        <w:sz w:val="20"/>
+      </w:rPr>
+    </w:lvl>
+    <w:lvl w:ilvl="8" w:tentative="1">
+      <w:start w:val="1"/>
+      <w:numFmt w:val="bullet"/>
+      <w:lvlText w:val=""/>
+      <w:lvlJc w:val="left"/>
+      <w:pPr>
+        <w:tabs>
+          <w:tab w:val="num" w:pos="6480"/>
+        </w:tabs>
+        <w:ind w:left="6480" w:hanging="360"/>
+      </w:pPr>
+      <w:rPr>
+        <w:rFonts w:ascii="Wingdings" w:hAnsi="Wingdings" w:hint="default"/>
+        <w:sz w:val="20"/>
+      </w:rPr>
+    </w:lvl>
+  </w:abstractNum>
+  <w:abstractNum w:abstractNumId="5" w15:restartNumberingAfterBreak="0">
+    <w:nsid w:val="4B8314BD"/>
+    <w:multiLevelType w:val="multilevel"/>
+    <w:tmpl w:val="BC0A4C7C"/>
+    <w:lvl w:ilvl="0">
+      <w:start w:val="1"/>
+      <w:numFmt w:val="bullet"/>
+      <w:lvlText w:val=""/>
+      <w:lvlJc w:val="left"/>
+      <w:pPr>
+        <w:tabs>
+          <w:tab w:val="num" w:pos="720"/>
+        </w:tabs>
+        <w:ind w:left="720" w:hanging="360"/>
+      </w:pPr>
+      <w:rPr>
+        <w:rFonts w:ascii="Symbol" w:hAnsi="Symbol" w:hint="default"/>
+        <w:sz w:val="20"/>
+      </w:rPr>
+    </w:lvl>
+    <w:lvl w:ilvl="1" w:tentative="1">
+      <w:start w:val="1"/>
+      <w:numFmt w:val="bullet"/>
+      <w:lvlText w:val="o"/>
+      <w:lvlJc w:val="left"/>
+      <w:pPr>
+        <w:tabs>
+          <w:tab w:val="num" w:pos="1440"/>
+        </w:tabs>
+        <w:ind w:left="1440" w:hanging="360"/>
+      </w:pPr>
+      <w:rPr>
+        <w:rFonts w:ascii="Courier New" w:hAnsi="Courier New" w:hint="default"/>
+        <w:sz w:val="20"/>
+      </w:rPr>
+    </w:lvl>
+    <w:lvl w:ilvl="2" w:tentative="1">
+      <w:start w:val="1"/>
+      <w:numFmt w:val="bullet"/>
+      <w:lvlText w:val=""/>
+      <w:lvlJc w:val="left"/>
+      <w:pPr>
+        <w:tabs>
+          <w:tab w:val="num" w:pos="2160"/>
+        </w:tabs>
+        <w:ind w:left="2160" w:hanging="360"/>
+      </w:pPr>
+      <w:rPr>
+        <w:rFonts w:ascii="Wingdings" w:hAnsi="Wingdings" w:hint="default"/>
+        <w:sz w:val="20"/>
+      </w:rPr>
+    </w:lvl>
+    <w:lvl w:ilvl="3" w:tentative="1">
+      <w:start w:val="1"/>
+      <w:numFmt w:val="bullet"/>
+      <w:lvlText w:val=""/>
+      <w:lvlJc w:val="left"/>
+      <w:pPr>
+        <w:tabs>
+          <w:tab w:val="num" w:pos="2880"/>
+        </w:tabs>
+        <w:ind w:left="2880" w:hanging="360"/>
+      </w:pPr>
+      <w:rPr>
+        <w:rFonts w:ascii="Wingdings" w:hAnsi="Wingdings" w:hint="default"/>
+        <w:sz w:val="20"/>
+      </w:rPr>
+    </w:lvl>
+    <w:lvl w:ilvl="4" w:tentative="1">
+      <w:start w:val="1"/>
+      <w:numFmt w:val="bullet"/>
+      <w:lvlText w:val=""/>
+      <w:lvlJc w:val="left"/>
+      <w:pPr>
+        <w:tabs>
+          <w:tab w:val="num" w:pos="3600"/>
+        </w:tabs>
+        <w:ind w:left="3600" w:hanging="360"/>
+      </w:pPr>
+      <w:rPr>
+        <w:rFonts w:ascii="Wingdings" w:hAnsi="Wingdings" w:hint="default"/>
+        <w:sz w:val="20"/>
+      </w:rPr>
+    </w:lvl>
+    <w:lvl w:ilvl="5" w:tentative="1">
+      <w:start w:val="1"/>
+      <w:numFmt w:val="bullet"/>
+      <w:lvlText w:val=""/>
+      <w:lvlJc w:val="left"/>
+      <w:pPr>
+        <w:tabs>
+          <w:tab w:val="num" w:pos="4320"/>
+        </w:tabs>
+        <w:ind w:left="4320" w:hanging="360"/>
+      </w:pPr>
+      <w:rPr>
+        <w:rFonts w:ascii="Wingdings" w:hAnsi="Wingdings" w:hint="default"/>
+        <w:sz w:val="20"/>
+      </w:rPr>
+    </w:lvl>
+    <w:lvl w:ilvl="6" w:tentative="1">
+      <w:start w:val="1"/>
+      <w:numFmt w:val="bullet"/>
+      <w:lvlText w:val=""/>
+      <w:lvlJc w:val="left"/>
+      <w:pPr>
+        <w:tabs>
+          <w:tab w:val="num" w:pos="5040"/>
+        </w:tabs>
+        <w:ind w:left="5040" w:hanging="360"/>
+      </w:pPr>
+      <w:rPr>
+        <w:rFonts w:ascii="Wingdings" w:hAnsi="Wingdings" w:hint="default"/>
+        <w:sz w:val="20"/>
+      </w:rPr>
+    </w:lvl>
+    <w:lvl w:ilvl="7" w:tentative="1">
+      <w:start w:val="1"/>
+      <w:numFmt w:val="bullet"/>
+      <w:lvlText w:val=""/>
+      <w:lvlJc w:val="left"/>
+      <w:pPr>
+        <w:tabs>
+          <w:tab w:val="num" w:pos="5760"/>
+        </w:tabs>
+        <w:ind w:left="5760" w:hanging="360"/>
+      </w:pPr>
+      <w:rPr>
+        <w:rFonts w:ascii="Wingdings" w:hAnsi="Wingdings" w:hint="default"/>
+        <w:sz w:val="20"/>
+      </w:rPr>
+    </w:lvl>
+    <w:lvl w:ilvl="8" w:tentative="1">
+      <w:start w:val="1"/>
+      <w:numFmt w:val="bullet"/>
+      <w:lvlText w:val=""/>
+      <w:lvlJc w:val="left"/>
+      <w:pPr>
+        <w:tabs>
+          <w:tab w:val="num" w:pos="6480"/>
+        </w:tabs>
+        <w:ind w:left="6480" w:hanging="360"/>
+      </w:pPr>
+      <w:rPr>
+        <w:rFonts w:ascii="Wingdings" w:hAnsi="Wingdings" w:hint="default"/>
+        <w:sz w:val="20"/>
+      </w:rPr>
+    </w:lvl>
+  </w:abstractNum>
+  <w:abstractNum w:abstractNumId="6" w15:restartNumberingAfterBreak="0">
+    <w:nsid w:val="591D047B"/>
+    <w:multiLevelType w:val="multilevel"/>
+    <w:tmpl w:val="03DA30EA"/>
+    <w:lvl w:ilvl="0">
+      <w:start w:val="1"/>
+      <w:numFmt w:val="bullet"/>
+      <w:lvlText w:val=""/>
+      <w:lvlJc w:val="left"/>
+      <w:pPr>
+        <w:tabs>
+          <w:tab w:val="num" w:pos="720"/>
+        </w:tabs>
+        <w:ind w:left="720" w:hanging="360"/>
+      </w:pPr>
+      <w:rPr>
+        <w:rFonts w:ascii="Symbol" w:hAnsi="Symbol" w:hint="default"/>
+        <w:sz w:val="20"/>
+      </w:rPr>
+    </w:lvl>
+    <w:lvl w:ilvl="1" w:tentative="1">
+      <w:start w:val="1"/>
+      <w:numFmt w:val="bullet"/>
+      <w:lvlText w:val="o"/>
+      <w:lvlJc w:val="left"/>
+      <w:pPr>
+        <w:tabs>
+          <w:tab w:val="num" w:pos="1440"/>
+        </w:tabs>
+        <w:ind w:left="1440" w:hanging="360"/>
+      </w:pPr>
+      <w:rPr>
+        <w:rFonts w:ascii="Courier New" w:hAnsi="Courier New" w:hint="default"/>
+        <w:sz w:val="20"/>
+      </w:rPr>
+    </w:lvl>
+    <w:lvl w:ilvl="2" w:tentative="1">
+      <w:start w:val="1"/>
+      <w:numFmt w:val="bullet"/>
+      <w:lvlText w:val=""/>
+      <w:lvlJc w:val="left"/>
+      <w:pPr>
+        <w:tabs>
+          <w:tab w:val="num" w:pos="2160"/>
+        </w:tabs>
+        <w:ind w:left="2160" w:hanging="360"/>
+      </w:pPr>
+      <w:rPr>
+        <w:rFonts w:ascii="Wingdings" w:hAnsi="Wingdings" w:hint="default"/>
+        <w:sz w:val="20"/>
+      </w:rPr>
+    </w:lvl>
+    <w:lvl w:ilvl="3" w:tentative="1">
+      <w:start w:val="1"/>
+      <w:numFmt w:val="bullet"/>
+      <w:lvlText w:val=""/>
+      <w:lvlJc w:val="left"/>
+      <w:pPr>
+        <w:tabs>
+          <w:tab w:val="num" w:pos="2880"/>
+        </w:tabs>
+        <w:ind w:left="2880" w:hanging="360"/>
+      </w:pPr>
+      <w:rPr>
+        <w:rFonts w:ascii="Wingdings" w:hAnsi="Wingdings" w:hint="default"/>
+        <w:sz w:val="20"/>
+      </w:rPr>
+    </w:lvl>
+    <w:lvl w:ilvl="4" w:tentative="1">
+      <w:start w:val="1"/>
+      <w:numFmt w:val="bullet"/>
+      <w:lvlText w:val=""/>
+      <w:lvlJc w:val="left"/>
+      <w:pPr>
+        <w:tabs>
+          <w:tab w:val="num" w:pos="3600"/>
+        </w:tabs>
+        <w:ind w:left="3600" w:hanging="360"/>
+      </w:pPr>
+      <w:rPr>
+        <w:rFonts w:ascii="Wingdings" w:hAnsi="Wingdings" w:hint="default"/>
+        <w:sz w:val="20"/>
+      </w:rPr>
+    </w:lvl>
+    <w:lvl w:ilvl="5" w:tentative="1">
+      <w:start w:val="1"/>
+      <w:numFmt w:val="bullet"/>
+      <w:lvlText w:val=""/>
+      <w:lvlJc w:val="left"/>
+      <w:pPr>
+        <w:tabs>
+          <w:tab w:val="num" w:pos="4320"/>
+        </w:tabs>
+        <w:ind w:left="4320" w:hanging="360"/>
+      </w:pPr>
+      <w:rPr>
+        <w:rFonts w:ascii="Wingdings" w:hAnsi="Wingdings" w:hint="default"/>
+        <w:sz w:val="20"/>
+      </w:rPr>
+    </w:lvl>
+    <w:lvl w:ilvl="6" w:tentative="1">
+      <w:start w:val="1"/>
+      <w:numFmt w:val="bullet"/>
+      <w:lvlText w:val=""/>
+      <w:lvlJc w:val="left"/>
+      <w:pPr>
+        <w:tabs>
+          <w:tab w:val="num" w:pos="5040"/>
+        </w:tabs>
+        <w:ind w:left="5040" w:hanging="360"/>
+      </w:pPr>
+      <w:rPr>
+        <w:rFonts w:ascii="Wingdings" w:hAnsi="Wingdings" w:hint="default"/>
+        <w:sz w:val="20"/>
+      </w:rPr>
+    </w:lvl>
+    <w:lvl w:ilvl="7" w:tentative="1">
+      <w:start w:val="1"/>
+      <w:numFmt w:val="bullet"/>
+      <w:lvlText w:val=""/>
+      <w:lvlJc w:val="left"/>
+      <w:pPr>
+        <w:tabs>
+          <w:tab w:val="num" w:pos="5760"/>
+        </w:tabs>
+        <w:ind w:left="5760" w:hanging="360"/>
+      </w:pPr>
+      <w:rPr>
+        <w:rFonts w:ascii="Wingdings" w:hAnsi="Wingdings" w:hint="default"/>
+        <w:sz w:val="20"/>
+      </w:rPr>
+    </w:lvl>
+    <w:lvl w:ilvl="8" w:tentative="1">
+      <w:start w:val="1"/>
+      <w:numFmt w:val="bullet"/>
+      <w:lvlText w:val=""/>
+      <w:lvlJc w:val="left"/>
+      <w:pPr>
+        <w:tabs>
+          <w:tab w:val="num" w:pos="6480"/>
+        </w:tabs>
+        <w:ind w:left="6480" w:hanging="360"/>
+      </w:pPr>
+      <w:rPr>
+        <w:rFonts w:ascii="Wingdings" w:hAnsi="Wingdings" w:hint="default"/>
+        <w:sz w:val="20"/>
+      </w:rPr>
+    </w:lvl>
+  </w:abstractNum>
+  <w:abstractNum w:abstractNumId="7" w15:restartNumberingAfterBreak="0">
+    <w:nsid w:val="621F1573"/>
+    <w:multiLevelType w:val="multilevel"/>
+    <w:tmpl w:val="2FB8251A"/>
+    <w:lvl w:ilvl="0">
+      <w:start w:val="1"/>
+      <w:numFmt w:val="bullet"/>
+      <w:lvlText w:val=""/>
+      <w:lvlJc w:val="left"/>
+      <w:pPr>
+        <w:tabs>
+          <w:tab w:val="num" w:pos="720"/>
+        </w:tabs>
+        <w:ind w:left="720" w:hanging="360"/>
+      </w:pPr>
+      <w:rPr>
+        <w:rFonts w:ascii="Symbol" w:hAnsi="Symbol" w:hint="default"/>
+        <w:sz w:val="20"/>
+      </w:rPr>
+    </w:lvl>
+    <w:lvl w:ilvl="1" w:tentative="1">
+      <w:start w:val="1"/>
+      <w:numFmt w:val="bullet"/>
+      <w:lvlText w:val="o"/>
+      <w:lvlJc w:val="left"/>
+      <w:pPr>
+        <w:tabs>
+          <w:tab w:val="num" w:pos="1440"/>
+        </w:tabs>
+        <w:ind w:left="1440" w:hanging="360"/>
+      </w:pPr>
+      <w:rPr>
+        <w:rFonts w:ascii="Courier New" w:hAnsi="Courier New" w:hint="default"/>
+        <w:sz w:val="20"/>
+      </w:rPr>
+    </w:lvl>
+    <w:lvl w:ilvl="2" w:tentative="1">
+      <w:start w:val="1"/>
+      <w:numFmt w:val="bullet"/>
+      <w:lvlText w:val=""/>
+      <w:lvlJc w:val="left"/>
+      <w:pPr>
+        <w:tabs>
+          <w:tab w:val="num" w:pos="2160"/>
+        </w:tabs>
+        <w:ind w:left="2160" w:hanging="360"/>
+      </w:pPr>
+      <w:rPr>
+        <w:rFonts w:ascii="Wingdings" w:hAnsi="Wingdings" w:hint="default"/>
+        <w:sz w:val="20"/>
+      </w:rPr>
+    </w:lvl>
+    <w:lvl w:ilvl="3" w:tentative="1">
+      <w:start w:val="1"/>
+      <w:numFmt w:val="bullet"/>
+      <w:lvlText w:val=""/>
+      <w:lvlJc w:val="left"/>
+      <w:pPr>
+        <w:tabs>
+          <w:tab w:val="num" w:pos="2880"/>
+        </w:tabs>
+        <w:ind w:left="2880" w:hanging="360"/>
+      </w:pPr>
+      <w:rPr>
+        <w:rFonts w:ascii="Wingdings" w:hAnsi="Wingdings" w:hint="default"/>
+        <w:sz w:val="20"/>
+      </w:rPr>
+    </w:lvl>
+    <w:lvl w:ilvl="4" w:tentative="1">
+      <w:start w:val="1"/>
+      <w:numFmt w:val="bullet"/>
+      <w:lvlText w:val=""/>
+      <w:lvlJc w:val="left"/>
+      <w:pPr>
+        <w:tabs>
+          <w:tab w:val="num" w:pos="3600"/>
+        </w:tabs>
+        <w:ind w:left="3600" w:hanging="360"/>
+      </w:pPr>
+      <w:rPr>
+        <w:rFonts w:ascii="Wingdings" w:hAnsi="Wingdings" w:hint="default"/>
+        <w:sz w:val="20"/>
+      </w:rPr>
+    </w:lvl>
+    <w:lvl w:ilvl="5" w:tentative="1">
+      <w:start w:val="1"/>
+      <w:numFmt w:val="bullet"/>
+      <w:lvlText w:val=""/>
+      <w:lvlJc w:val="left"/>
+      <w:pPr>
+        <w:tabs>
+          <w:tab w:val="num" w:pos="4320"/>
+        </w:tabs>
+        <w:ind w:left="4320" w:hanging="360"/>
+      </w:pPr>
+      <w:rPr>
+        <w:rFonts w:ascii="Wingdings" w:hAnsi="Wingdings" w:hint="default"/>
+        <w:sz w:val="20"/>
+      </w:rPr>
+    </w:lvl>
+    <w:lvl w:ilvl="6" w:tentative="1">
+      <w:start w:val="1"/>
+      <w:numFmt w:val="bullet"/>
+      <w:lvlText w:val=""/>
+      <w:lvlJc w:val="left"/>
+      <w:pPr>
+        <w:tabs>
+          <w:tab w:val="num" w:pos="5040"/>
+        </w:tabs>
+        <w:ind w:left="5040" w:hanging="360"/>
+      </w:pPr>
+      <w:rPr>
+        <w:rFonts w:ascii="Wingdings" w:hAnsi="Wingdings" w:hint="default"/>
+        <w:sz w:val="20"/>
+      </w:rPr>
+    </w:lvl>
+    <w:lvl w:ilvl="7" w:tentative="1">
+      <w:start w:val="1"/>
+      <w:numFmt w:val="bullet"/>
+      <w:lvlText w:val=""/>
+      <w:lvlJc w:val="left"/>
+      <w:pPr>
+        <w:tabs>
+          <w:tab w:val="num" w:pos="5760"/>
+        </w:tabs>
+        <w:ind w:left="5760" w:hanging="360"/>
+      </w:pPr>
+      <w:rPr>
+        <w:rFonts w:ascii="Wingdings" w:hAnsi="Wingdings" w:hint="default"/>
+        <w:sz w:val="20"/>
+      </w:rPr>
+    </w:lvl>
+    <w:lvl w:ilvl="8" w:tentative="1">
+      <w:start w:val="1"/>
+      <w:numFmt w:val="bullet"/>
+      <w:lvlText w:val=""/>
+      <w:lvlJc w:val="left"/>
+      <w:pPr>
+        <w:tabs>
+          <w:tab w:val="num" w:pos="6480"/>
+        </w:tabs>
+        <w:ind w:left="6480" w:hanging="360"/>
+      </w:pPr>
+      <w:rPr>
+        <w:rFonts w:ascii="Wingdings" w:hAnsi="Wingdings" w:hint="default"/>
+        <w:sz w:val="20"/>
+      </w:rPr>
+    </w:lvl>
+  </w:abstractNum>
+  <w:abstractNum w:abstractNumId="8" w15:restartNumberingAfterBreak="0">
+    <w:nsid w:val="73E73E95"/>
+    <w:multiLevelType w:val="multilevel"/>
+    <w:tmpl w:val="25AEE47C"/>
+    <w:lvl w:ilvl="0">
+      <w:start w:val="1"/>
+      <w:numFmt w:val="bullet"/>
+      <w:lvlText w:val=""/>
+      <w:lvlJc w:val="left"/>
+      <w:pPr>
+        <w:tabs>
+          <w:tab w:val="num" w:pos="720"/>
+        </w:tabs>
+        <w:ind w:left="720" w:hanging="360"/>
+      </w:pPr>
+      <w:rPr>
+        <w:rFonts w:ascii="Symbol" w:hAnsi="Symbol" w:hint="default"/>
+        <w:sz w:val="20"/>
+      </w:rPr>
+    </w:lvl>
+    <w:lvl w:ilvl="1" w:tentative="1">
+      <w:start w:val="1"/>
+      <w:numFmt w:val="bullet"/>
+      <w:lvlText w:val="o"/>
+      <w:lvlJc w:val="left"/>
+      <w:pPr>
+        <w:tabs>
+          <w:tab w:val="num" w:pos="1440"/>
+        </w:tabs>
+        <w:ind w:left="1440" w:hanging="360"/>
+      </w:pPr>
+      <w:rPr>
+        <w:rFonts w:ascii="Courier New" w:hAnsi="Courier New" w:hint="default"/>
+        <w:sz w:val="20"/>
+      </w:rPr>
+    </w:lvl>
+    <w:lvl w:ilvl="2" w:tentative="1">
+      <w:start w:val="1"/>
+      <w:numFmt w:val="bullet"/>
+      <w:lvlText w:val=""/>
+      <w:lvlJc w:val="left"/>
+      <w:pPr>
+        <w:tabs>
+          <w:tab w:val="num" w:pos="2160"/>
+        </w:tabs>
+        <w:ind w:left="2160" w:hanging="360"/>
+      </w:pPr>
+      <w:rPr>
+        <w:rFonts w:ascii="Wingdings" w:hAnsi="Wingdings" w:hint="default"/>
+        <w:sz w:val="20"/>
+      </w:rPr>
+    </w:lvl>
+    <w:lvl w:ilvl="3" w:tentative="1">
+      <w:start w:val="1"/>
+      <w:numFmt w:val="bullet"/>
+      <w:lvlText w:val=""/>
+      <w:lvlJc w:val="left"/>
+      <w:pPr>
+        <w:tabs>
+          <w:tab w:val="num" w:pos="2880"/>
+        </w:tabs>
+        <w:ind w:left="2880" w:hanging="360"/>
+      </w:pPr>
+      <w:rPr>
+        <w:rFonts w:ascii="Wingdings" w:hAnsi="Wingdings" w:hint="default"/>
+        <w:sz w:val="20"/>
+      </w:rPr>
+    </w:lvl>
+    <w:lvl w:ilvl="4" w:tentative="1">
+      <w:start w:val="1"/>
+      <w:numFmt w:val="bullet"/>
+      <w:lvlText w:val=""/>
+      <w:lvlJc w:val="left"/>
+      <w:pPr>
+        <w:tabs>
+          <w:tab w:val="num" w:pos="3600"/>
+        </w:tabs>
+        <w:ind w:left="3600" w:hanging="360"/>
+      </w:pPr>
+      <w:rPr>
+        <w:rFonts w:ascii="Wingdings" w:hAnsi="Wingdings" w:hint="default"/>
+        <w:sz w:val="20"/>
+      </w:rPr>
+    </w:lvl>
+    <w:lvl w:ilvl="5" w:tentative="1">
+      <w:start w:val="1"/>
+      <w:numFmt w:val="bullet"/>
+      <w:lvlText w:val=""/>
+      <w:lvlJc w:val="left"/>
+      <w:pPr>
+        <w:tabs>
+          <w:tab w:val="num" w:pos="4320"/>
+        </w:tabs>
+        <w:ind w:left="4320" w:hanging="360"/>
+      </w:pPr>
+      <w:rPr>
+        <w:rFonts w:ascii="Wingdings" w:hAnsi="Wingdings" w:hint="default"/>
+        <w:sz w:val="20"/>
+      </w:rPr>
+    </w:lvl>
+    <w:lvl w:ilvl="6" w:tentative="1">
+      <w:start w:val="1"/>
+      <w:numFmt w:val="bullet"/>
+      <w:lvlText w:val=""/>
+      <w:lvlJc w:val="left"/>
+      <w:pPr>
+        <w:tabs>
+          <w:tab w:val="num" w:pos="5040"/>
+        </w:tabs>
+        <w:ind w:left="5040" w:hanging="360"/>
+      </w:pPr>
+      <w:rPr>
+        <w:rFonts w:ascii="Wingdings" w:hAnsi="Wingdings" w:hint="default"/>
+        <w:sz w:val="20"/>
+      </w:rPr>
+    </w:lvl>
+    <w:lvl w:ilvl="7" w:tentative="1">
+      <w:start w:val="1"/>
+      <w:numFmt w:val="bullet"/>
+      <w:lvlText w:val=""/>
+      <w:lvlJc w:val="left"/>
+      <w:pPr>
+        <w:tabs>
+          <w:tab w:val="num" w:pos="5760"/>
+        </w:tabs>
+        <w:ind w:left="5760" w:hanging="360"/>
+      </w:pPr>
+      <w:rPr>
+        <w:rFonts w:ascii="Wingdings" w:hAnsi="Wingdings" w:hint="default"/>
+        <w:sz w:val="20"/>
+      </w:rPr>
+    </w:lvl>
+    <w:lvl w:ilvl="8" w:tentative="1">
+      <w:start w:val="1"/>
+      <w:numFmt w:val="bullet"/>
+      <w:lvlText w:val=""/>
+      <w:lvlJc w:val="left"/>
+      <w:pPr>
+        <w:tabs>
+          <w:tab w:val="num" w:pos="6480"/>
+        </w:tabs>
+        <w:ind w:left="6480" w:hanging="360"/>
+      </w:pPr>
+      <w:rPr>
+        <w:rFonts w:ascii="Wingdings" w:hAnsi="Wingdings" w:hint="default"/>
+        <w:sz w:val="20"/>
+      </w:rPr>
+    </w:lvl>
+  </w:abstractNum>
+  <w:abstractNum w:abstractNumId="9" w15:restartNumberingAfterBreak="0">
+    <w:nsid w:val="77461705"/>
+    <w:multiLevelType w:val="multilevel"/>
+    <w:tmpl w:val="89248F94"/>
+    <w:lvl w:ilvl="0">
+      <w:start w:val="1"/>
+      <w:numFmt w:val="bullet"/>
+      <w:lvlText w:val=""/>
+      <w:lvlJc w:val="left"/>
+      <w:pPr>
+        <w:tabs>
+          <w:tab w:val="num" w:pos="720"/>
+        </w:tabs>
+        <w:ind w:left="720" w:hanging="360"/>
+      </w:pPr>
+      <w:rPr>
+        <w:rFonts w:ascii="Symbol" w:hAnsi="Symbol" w:hint="default"/>
+        <w:sz w:val="20"/>
+      </w:rPr>
+    </w:lvl>
+    <w:lvl w:ilvl="1" w:tentative="1">
+      <w:start w:val="1"/>
+      <w:numFmt w:val="bullet"/>
+      <w:lvlText w:val="o"/>
+      <w:lvlJc w:val="left"/>
+      <w:pPr>
+        <w:tabs>
+          <w:tab w:val="num" w:pos="1440"/>
+        </w:tabs>
+        <w:ind w:left="1440" w:hanging="360"/>
+      </w:pPr>
+      <w:rPr>
+        <w:rFonts w:ascii="Courier New" w:hAnsi="Courier New" w:hint="default"/>
+        <w:sz w:val="20"/>
+      </w:rPr>
+    </w:lvl>
+    <w:lvl w:ilvl="2" w:tentative="1">
+      <w:start w:val="1"/>
+      <w:numFmt w:val="bullet"/>
+      <w:lvlText w:val=""/>
+      <w:lvlJc w:val="left"/>
+      <w:pPr>
+        <w:tabs>
+          <w:tab w:val="num" w:pos="2160"/>
+        </w:tabs>
+        <w:ind w:left="2160" w:hanging="360"/>
+      </w:pPr>
+      <w:rPr>
+        <w:rFonts w:ascii="Wingdings" w:hAnsi="Wingdings" w:hint="default"/>
+        <w:sz w:val="20"/>
+      </w:rPr>
+    </w:lvl>
+    <w:lvl w:ilvl="3" w:tentative="1">
+      <w:start w:val="1"/>
+      <w:numFmt w:val="bullet"/>
+      <w:lvlText w:val=""/>
+      <w:lvlJc w:val="left"/>
+      <w:pPr>
+        <w:tabs>
+          <w:tab w:val="num" w:pos="2880"/>
+        </w:tabs>
+        <w:ind w:left="2880" w:hanging="360"/>
+      </w:pPr>
+      <w:rPr>
+        <w:rFonts w:ascii="Wingdings" w:hAnsi="Wingdings" w:hint="default"/>
+        <w:sz w:val="20"/>
+      </w:rPr>
+    </w:lvl>
+    <w:lvl w:ilvl="4" w:tentative="1">
+      <w:start w:val="1"/>
+      <w:numFmt w:val="bullet"/>
+      <w:lvlText w:val=""/>
+      <w:lvlJc w:val="left"/>
+      <w:pPr>
+        <w:tabs>
+          <w:tab w:val="num" w:pos="3600"/>
+        </w:tabs>
+        <w:ind w:left="3600" w:hanging="360"/>
+      </w:pPr>
+      <w:rPr>
+        <w:rFonts w:ascii="Wingdings" w:hAnsi="Wingdings" w:hint="default"/>
+        <w:sz w:val="20"/>
+      </w:rPr>
+    </w:lvl>
+    <w:lvl w:ilvl="5" w:tentative="1">
+      <w:start w:val="1"/>
+      <w:numFmt w:val="bullet"/>
+      <w:lvlText w:val=""/>
+      <w:lvlJc w:val="left"/>
+      <w:pPr>
+        <w:tabs>
+          <w:tab w:val="num" w:pos="4320"/>
+        </w:tabs>
+        <w:ind w:left="4320" w:hanging="360"/>
+      </w:pPr>
+      <w:rPr>
+        <w:rFonts w:ascii="Wingdings" w:hAnsi="Wingdings" w:hint="default"/>
+        <w:sz w:val="20"/>
+      </w:rPr>
+    </w:lvl>
+    <w:lvl w:ilvl="6" w:tentative="1">
+      <w:start w:val="1"/>
+      <w:numFmt w:val="bullet"/>
+      <w:lvlText w:val=""/>
+      <w:lvlJc w:val="left"/>
+      <w:pPr>
+        <w:tabs>
+          <w:tab w:val="num" w:pos="5040"/>
+        </w:tabs>
+        <w:ind w:left="5040" w:hanging="360"/>
+      </w:pPr>
+      <w:rPr>
+        <w:rFonts w:ascii="Wingdings" w:hAnsi="Wingdings" w:hint="default"/>
+        <w:sz w:val="20"/>
+      </w:rPr>
+    </w:lvl>
+    <w:lvl w:ilvl="7" w:tentative="1">
+      <w:start w:val="1"/>
+      <w:numFmt w:val="bullet"/>
+      <w:lvlText w:val=""/>
+      <w:lvlJc w:val="left"/>
+      <w:pPr>
+        <w:tabs>
+          <w:tab w:val="num" w:pos="5760"/>
+        </w:tabs>
+        <w:ind w:left="5760" w:hanging="360"/>
+      </w:pPr>
+      <w:rPr>
+        <w:rFonts w:ascii="Wingdings" w:hAnsi="Wingdings" w:hint="default"/>
+        <w:sz w:val="20"/>
+      </w:rPr>
+    </w:lvl>
+    <w:lvl w:ilvl="8" w:tentative="1">
+      <w:start w:val="1"/>
+      <w:numFmt w:val="bullet"/>
+      <w:lvlText w:val=""/>
+      <w:lvlJc w:val="left"/>
+      <w:pPr>
+        <w:tabs>
+          <w:tab w:val="num" w:pos="6480"/>
+        </w:tabs>
+        <w:ind w:left="6480" w:hanging="360"/>
+      </w:pPr>
+      <w:rPr>
+        <w:rFonts w:ascii="Wingdings" w:hAnsi="Wingdings" w:hint="default"/>
+        <w:sz w:val="20"/>
+      </w:rPr>
+    </w:lvl>
+  </w:abstractNum>
   <w:num w:numId="1" w16cid:durableId="929199533">
+    <w:abstractNumId w:val="3"/>
+  </w:num>
+  <w:num w:numId="2" w16cid:durableId="1927107671">
+    <w:abstractNumId w:val="1"/>
+  </w:num>
+  <w:num w:numId="3" w16cid:durableId="1536498998">
+    <w:abstractNumId w:val="7"/>
+  </w:num>
+  <w:num w:numId="4" w16cid:durableId="1489127440">
+    <w:abstractNumId w:val="4"/>
+  </w:num>
+  <w:num w:numId="5" w16cid:durableId="1487165045">
+    <w:abstractNumId w:val="5"/>
+  </w:num>
+  <w:num w:numId="6" w16cid:durableId="245192986">
     <w:abstractNumId w:val="0"/>
+  </w:num>
+  <w:num w:numId="7" w16cid:durableId="1934586022">
+    <w:abstractNumId w:val="8"/>
+  </w:num>
+  <w:num w:numId="8" w16cid:durableId="13578123">
+    <w:abstractNumId w:val="6"/>
+  </w:num>
+  <w:num w:numId="9" w16cid:durableId="2117483573">
+    <w:abstractNumId w:val="2"/>
+  </w:num>
+  <w:num w:numId="10" w16cid:durableId="1307974270">
+    <w:abstractNumId w:val="9"/>
   </w:num>
 </w:numbering>
 </file>
@@ -968,6 +2993,7 @@
   <w:style w:type="character" w:default="1" w:styleId="Domylnaczcionkaakapitu">
     <w:name w:val="Default Paragraph Font"/>
     <w:uiPriority w:val="1"/>
+    <w:semiHidden/>
     <w:unhideWhenUsed/>
   </w:style>
   <w:style w:type="table" w:default="1" w:styleId="Standardowy">
